--- a/zht/docx/221.content.docx
+++ b/zht/docx/221.content.docx
@@ -256,18 +256,12 @@
         </w:rPr>
         <w:t>」（</w:t>
       </w:r>
-      <w:hyperlink r:id="rId13">
-        <w:r>
-          <w:rPr>
-            <w:lang w:val="zh_TW" w:bidi="zh_TW"/>
-          </w:rPr>
-          <w:rPr>
-            <w:color w:val="0000EE"/>
-            <w:u w:val="single"/>
-          </w:rPr>
-          <w:t>創1:1–2、6–7</w:t>
-        </w:r>
-      </w:hyperlink>
+      <w:r>
+        <w:rPr>
+          <w:lang w:val="zh_TW" w:bidi="zh_TW"/>
+        </w:rPr>
+        <w:t>創1:1–2、6–7</w:t>
+      </w:r>
       <w:r>
         <w:rPr>
           <w:lang w:val="zh_TW" w:bidi="zh_TW"/>
@@ -322,126 +316,84 @@
         </w:rPr>
         <w:t>耶穌在被逮捕、受審和死亡的幾個小時前，與祂的門徒分享的晚餐（因此常被稱為「最後的晚餐」）；基督徒稱之為主餐，是一個有餅和酒的儀式（</w:t>
       </w:r>
-      <w:hyperlink r:id="rId14">
-        <w:r>
-          <w:rPr>
-            <w:lang w:val="zh_TW" w:bidi="zh_TW"/>
-          </w:rPr>
-          <w:rPr>
-            <w:color w:val="0000EE"/>
-            <w:u w:val="single"/>
-          </w:rPr>
-          <w:t>林前11:20</w:t>
-        </w:r>
-      </w:hyperlink>
+      <w:r>
+        <w:rPr>
+          <w:lang w:val="zh_TW" w:bidi="zh_TW"/>
+        </w:rPr>
+        <w:t>林前11:20</w:t>
+      </w:r>
       <w:r>
         <w:rPr>
           <w:lang w:val="zh_TW" w:bidi="zh_TW"/>
         </w:rPr>
         <w:t>），又叫擘餅（</w:t>
       </w:r>
-      <w:hyperlink r:id="rId15">
-        <w:r>
-          <w:rPr>
-            <w:lang w:val="zh_TW" w:bidi="zh_TW"/>
-          </w:rPr>
-          <w:rPr>
-            <w:color w:val="0000EE"/>
-            <w:u w:val="single"/>
-          </w:rPr>
-          <w:t>徒2:42、46</w:t>
-        </w:r>
-      </w:hyperlink>
+      <w:r>
+        <w:rPr>
+          <w:lang w:val="zh_TW" w:bidi="zh_TW"/>
+        </w:rPr>
+        <w:t>徒2:42、46</w:t>
+      </w:r>
       <w:r>
         <w:rPr>
           <w:lang w:val="zh_TW" w:bidi="zh_TW"/>
         </w:rPr>
         <w:t>，</w:t>
       </w:r>
-      <w:hyperlink r:id="rId16">
-        <w:r>
-          <w:rPr>
-            <w:lang w:val="zh_TW" w:bidi="zh_TW"/>
-          </w:rPr>
-          <w:rPr>
-            <w:color w:val="0000EE"/>
-            <w:u w:val="single"/>
-          </w:rPr>
-          <w:t>20:7</w:t>
-        </w:r>
-      </w:hyperlink>
+      <w:r>
+        <w:rPr>
+          <w:lang w:val="zh_TW" w:bidi="zh_TW"/>
+        </w:rPr>
+        <w:t>20:7</w:t>
+      </w:r>
       <w:r>
         <w:rPr>
           <w:lang w:val="zh_TW" w:bidi="zh_TW"/>
         </w:rPr>
         <w:t>）、聖餐（來自於</w:t>
       </w:r>
-      <w:hyperlink r:id="rId17">
-        <w:r>
-          <w:rPr>
-            <w:lang w:val="zh_TW" w:bidi="zh_TW"/>
-          </w:rPr>
-          <w:rPr>
-            <w:color w:val="0000EE"/>
-            <w:u w:val="single"/>
-          </w:rPr>
-          <w:t>林前10:16</w:t>
-        </w:r>
-      </w:hyperlink>
+      <w:r>
+        <w:rPr>
+          <w:lang w:val="zh_TW" w:bidi="zh_TW"/>
+        </w:rPr>
+        <w:t>林前10:16</w:t>
+      </w:r>
       <w:r>
         <w:rPr>
           <w:lang w:val="zh_TW" w:bidi="zh_TW"/>
         </w:rPr>
         <w:t>的表達）、感恩（希臘文中「感恩」的詞，見</w:t>
       </w:r>
-      <w:hyperlink r:id="rId18">
-        <w:r>
-          <w:rPr>
-            <w:lang w:val="zh_TW" w:bidi="zh_TW"/>
-          </w:rPr>
-          <w:rPr>
-            <w:color w:val="0000EE"/>
-            <w:u w:val="single"/>
-          </w:rPr>
-          <w:t>可14:23</w:t>
-        </w:r>
-      </w:hyperlink>
+      <w:r>
+        <w:rPr>
+          <w:lang w:val="zh_TW" w:bidi="zh_TW"/>
+        </w:rPr>
+        <w:t>可14:23</w:t>
+      </w:r>
       <w:r>
         <w:rPr>
           <w:lang w:val="zh_TW" w:bidi="zh_TW"/>
         </w:rPr>
         <w:t>）或崇拜。使徒保羅談到他從主所「領受的」晚餐是設立「在他被賣的那一夜」。像路加一樣，保羅給予他的門徒從主來的命令：「你們要如此行，為的是記念我」（</w:t>
       </w:r>
-      <w:hyperlink r:id="rId19">
-        <w:r>
-          <w:rPr>
-            <w:lang w:val="zh_TW" w:bidi="zh_TW"/>
-          </w:rPr>
-          <w:rPr>
-            <w:color w:val="0000EE"/>
-            <w:u w:val="single"/>
-          </w:rPr>
-          <w:t>林前11:24–25</w:t>
-        </w:r>
-      </w:hyperlink>
+      <w:r>
+        <w:rPr>
+          <w:lang w:val="zh_TW" w:bidi="zh_TW"/>
+        </w:rPr>
+        <w:t>林前11:24–25</w:t>
+      </w:r>
       <w:r>
         <w:rPr>
           <w:lang w:val="zh_TW" w:bidi="zh_TW"/>
         </w:rPr>
         <w:t>）。根據</w:t>
       </w:r>
-      <w:hyperlink r:id="rId20">
-        <w:r>
-          <w:rPr>
-            <w:lang w:val="zh_TW" w:bidi="zh_TW"/>
-          </w:rPr>
-          <w:rPr>
-            <w:color w:val="0000EE"/>
-            <w:u w:val="single"/>
-          </w:rPr>
-          <w:t>使徒行傳第二章</w:t>
-        </w:r>
-      </w:hyperlink>
+      <w:r>
+        <w:rPr>
+          <w:lang w:val="zh_TW" w:bidi="zh_TW"/>
+        </w:rPr>
+        <w:t>使徒行傳第二章</w:t>
+      </w:r>
       <w:r>
         <w:rPr>
           <w:lang w:val="zh_TW" w:bidi="zh_TW"/>
@@ -557,132 +509,84 @@
         </w:rPr>
         <w:t>主餐（聖餐）的設立記錄在</w:t>
       </w:r>
-      <w:hyperlink r:id="rId21">
-        <w:r>
-          <w:rPr>
-            <w:lang w:val="zh_TW" w:bidi="zh_TW"/>
-          </w:rPr>
-          <w:rPr>
-            <w:color w:val="0000EE"/>
-            <w:u w:val="single"/>
-          </w:rPr>
-          <w:t>馬太福音二十六章26</w:t>
-        </w:r>
-      </w:hyperlink>
-      <w:hyperlink r:id="rId22">
-        <w:r>
-          <w:rPr>
-            <w:lang w:val="zh_TW" w:bidi="zh_TW"/>
-          </w:rPr>
-          <w:rPr>
-            <w:color w:val="0000EE"/>
-            <w:u w:val="single"/>
-          </w:rPr>
-          <w:t>至</w:t>
-        </w:r>
-      </w:hyperlink>
-      <w:hyperlink r:id="rId21">
-        <w:r>
-          <w:rPr>
-            <w:lang w:val="zh_TW" w:bidi="zh_TW"/>
-          </w:rPr>
-          <w:rPr>
-            <w:color w:val="0000EE"/>
-            <w:u w:val="single"/>
-          </w:rPr>
-          <w:t>30節</w:t>
-        </w:r>
-      </w:hyperlink>
+      <w:r>
+        <w:rPr>
+          <w:lang w:val="zh_TW" w:bidi="zh_TW"/>
+        </w:rPr>
+        <w:t>馬太福音二十六章26</w:t>
+      </w:r>
+      <w:r>
+        <w:rPr>
+          <w:lang w:val="zh_TW" w:bidi="zh_TW"/>
+        </w:rPr>
+        <w:t>至</w:t>
+      </w:r>
+      <w:r>
+        <w:rPr>
+          <w:lang w:val="zh_TW" w:bidi="zh_TW"/>
+        </w:rPr>
+        <w:t>30節</w:t>
+      </w:r>
       <w:r>
         <w:rPr>
           <w:lang w:val="zh_TW" w:bidi="zh_TW"/>
         </w:rPr>
         <w:t>，</w:t>
       </w:r>
-      <w:hyperlink r:id="rId22">
-        <w:r>
-          <w:rPr>
-            <w:lang w:val="zh_TW" w:bidi="zh_TW"/>
-          </w:rPr>
-          <w:rPr>
-            <w:color w:val="0000EE"/>
-            <w:u w:val="single"/>
-          </w:rPr>
-          <w:t>馬可福音十四章22至26節</w:t>
-        </w:r>
-      </w:hyperlink>
+      <w:r>
+        <w:rPr>
+          <w:lang w:val="zh_TW" w:bidi="zh_TW"/>
+        </w:rPr>
+        <w:t>馬可福音十四章22至26節</w:t>
+      </w:r>
       <w:r>
         <w:rPr>
           <w:lang w:val="zh_TW" w:bidi="zh_TW"/>
         </w:rPr>
         <w:t>，和</w:t>
       </w:r>
-      <w:hyperlink r:id="rId23">
-        <w:r>
-          <w:rPr>
-            <w:lang w:val="zh_TW" w:bidi="zh_TW"/>
-          </w:rPr>
-          <w:rPr>
-            <w:color w:val="0000EE"/>
-            <w:u w:val="single"/>
-          </w:rPr>
-          <w:t>路加福音二十二章14至20節</w:t>
-        </w:r>
-      </w:hyperlink>
+      <w:r>
+        <w:rPr>
+          <w:lang w:val="zh_TW" w:bidi="zh_TW"/>
+        </w:rPr>
+        <w:t>路加福音二十二章14至20節</w:t>
+      </w:r>
       <w:r>
         <w:rPr>
           <w:lang w:val="zh_TW" w:bidi="zh_TW"/>
         </w:rPr>
         <w:t>。約翰福音（</w:t>
       </w:r>
-      <w:hyperlink r:id="rId24">
-        <w:r>
-          <w:rPr>
-            <w:lang w:val="zh_TW" w:bidi="zh_TW"/>
-          </w:rPr>
-          <w:rPr>
-            <w:color w:val="0000EE"/>
-            <w:u w:val="single"/>
-          </w:rPr>
-          <w:t>十三</w:t>
-        </w:r>
-      </w:hyperlink>
+      <w:r>
+        <w:rPr>
+          <w:lang w:val="zh_TW" w:bidi="zh_TW"/>
+        </w:rPr>
+        <w:t>十三</w:t>
+      </w:r>
       <w:r>
         <w:rPr>
           <w:lang w:val="zh_TW" w:bidi="zh_TW"/>
         </w:rPr>
         <w:t>章）講述了耶穌與門徒共進最後晚餐、祂為門徒洗腳及相關教導，但沒有提到祂設立聖餐。許多人認為主餐（聖餐）反映在</w:t>
       </w:r>
-      <w:hyperlink r:id="rId25">
-        <w:r>
-          <w:rPr>
-            <w:lang w:val="zh_TW" w:bidi="zh_TW"/>
-          </w:rPr>
-          <w:rPr>
-            <w:color w:val="0000EE"/>
-            <w:u w:val="single"/>
-          </w:rPr>
-          <w:t>約翰福音第六章</w:t>
-        </w:r>
-      </w:hyperlink>
+      <w:r>
+        <w:rPr>
+          <w:lang w:val="zh_TW" w:bidi="zh_TW"/>
+        </w:rPr>
+        <w:t>約翰福音第六章</w:t>
+      </w:r>
       <w:r>
         <w:rPr>
           <w:lang w:val="zh_TW" w:bidi="zh_TW"/>
         </w:rPr>
         <w:t>的教導中，這是在餵飽五千人的神蹟之後，於耶穌談到自己是「生命的糧」時，但這個假設有待商榷。</w:t>
       </w:r>
-      <w:hyperlink r:id="rId26">
-        <w:r>
-          <w:rPr>
-            <w:lang w:val="zh_TW" w:bidi="zh_TW"/>
-          </w:rPr>
-          <w:rPr>
-            <w:color w:val="0000EE"/>
-            <w:u w:val="single"/>
-          </w:rPr>
-          <w:t>哥林多前書十一章23至26節</w:t>
-        </w:r>
-      </w:hyperlink>
+      <w:r>
+        <w:rPr>
+          <w:lang w:val="zh_TW" w:bidi="zh_TW"/>
+        </w:rPr>
+        <w:t>哥林多前書十一章23至26節</w:t>
+      </w:r>
       <w:r>
         <w:rPr>
           <w:lang w:val="zh_TW" w:bidi="zh_TW"/>
@@ -703,18 +607,12 @@
         </w:rPr>
         <w:t>在</w:t>
       </w:r>
-      <w:hyperlink r:id="rId27">
-        <w:r>
-          <w:rPr>
-            <w:lang w:val="zh_TW" w:bidi="zh_TW"/>
-          </w:rPr>
-          <w:rPr>
-            <w:color w:val="0000EE"/>
-            <w:u w:val="single"/>
-          </w:rPr>
-          <w:t>路加福音二十二章17至18節</w:t>
-        </w:r>
-      </w:hyperlink>
+      <w:r>
+        <w:rPr>
+          <w:lang w:val="zh_TW" w:bidi="zh_TW"/>
+        </w:rPr>
+        <w:t>路加福音二十二章17至18節</w:t>
+      </w:r>
       <w:r>
         <w:rPr>
           <w:lang w:val="zh_TW" w:bidi="zh_TW"/>
@@ -746,54 +644,36 @@
         </w:rPr>
         <w:t>三本福音書和哥林多前書的敘述中，都提到主餐的設立是在耶穌被捕前幾個小時的最後晚餐中進行的。四本福音書都在這個背境中，講述了耶穌對門徒所說的話、關於猶大的背叛以及耶穌告訴彼得他將否認主這事。馬太（</w:t>
       </w:r>
-      <w:hyperlink r:id="rId28">
-        <w:r>
-          <w:rPr>
-            <w:lang w:val="zh_TW" w:bidi="zh_TW"/>
-          </w:rPr>
-          <w:rPr>
-            <w:color w:val="0000EE"/>
-            <w:u w:val="single"/>
-          </w:rPr>
-          <w:t>太26:17–20</w:t>
-        </w:r>
-      </w:hyperlink>
+      <w:r>
+        <w:rPr>
+          <w:lang w:val="zh_TW" w:bidi="zh_TW"/>
+        </w:rPr>
+        <w:t>太26:17–20</w:t>
+      </w:r>
       <w:r>
         <w:rPr>
           <w:lang w:val="zh_TW" w:bidi="zh_TW"/>
         </w:rPr>
         <w:t>）、馬可（</w:t>
       </w:r>
-      <w:hyperlink r:id="rId29">
-        <w:r>
-          <w:rPr>
-            <w:lang w:val="zh_TW" w:bidi="zh_TW"/>
-          </w:rPr>
-          <w:rPr>
-            <w:color w:val="0000EE"/>
-            <w:u w:val="single"/>
-          </w:rPr>
-          <w:t>可14:12–17</w:t>
-        </w:r>
-      </w:hyperlink>
+      <w:r>
+        <w:rPr>
+          <w:lang w:val="zh_TW" w:bidi="zh_TW"/>
+        </w:rPr>
+        <w:t>可14:12–17</w:t>
+      </w:r>
       <w:r>
         <w:rPr>
           <w:lang w:val="zh_TW" w:bidi="zh_TW"/>
         </w:rPr>
         <w:t>）和路加（</w:t>
       </w:r>
-      <w:hyperlink r:id="rId30">
-        <w:r>
-          <w:rPr>
-            <w:lang w:val="zh_TW" w:bidi="zh_TW"/>
-          </w:rPr>
-          <w:rPr>
-            <w:color w:val="0000EE"/>
-            <w:u w:val="single"/>
-          </w:rPr>
-          <w:t>路22:7–14</w:t>
-        </w:r>
-      </w:hyperlink>
+      <w:r>
+        <w:rPr>
+          <w:lang w:val="zh_TW" w:bidi="zh_TW"/>
+        </w:rPr>
+        <w:t>路22:7–14</w:t>
+      </w:r>
       <w:r>
         <w:rPr>
           <w:lang w:val="zh_TW" w:bidi="zh_TW"/>
@@ -812,36 +692,24 @@
         </w:rPr>
         <w:t>」（</w:t>
       </w:r>
-      <w:hyperlink r:id="rId31">
-        <w:r>
-          <w:rPr>
-            <w:lang w:val="zh_TW" w:bidi="zh_TW"/>
-          </w:rPr>
-          <w:rPr>
-            <w:color w:val="0000EE"/>
-            <w:u w:val="single"/>
-          </w:rPr>
-          <w:t>約13:1</w:t>
-        </w:r>
-      </w:hyperlink>
+      <w:r>
+        <w:rPr>
+          <w:lang w:val="zh_TW" w:bidi="zh_TW"/>
+        </w:rPr>
+        <w:t>約13:1</w:t>
+      </w:r>
       <w:r>
         <w:rPr>
           <w:lang w:val="zh_TW" w:bidi="zh_TW"/>
         </w:rPr>
         <w:t>，</w:t>
       </w:r>
-      <w:hyperlink r:id="rId32">
-        <w:r>
-          <w:rPr>
-            <w:lang w:val="zh_TW" w:bidi="zh_TW"/>
-          </w:rPr>
-          <w:rPr>
-            <w:color w:val="0000EE"/>
-            <w:u w:val="single"/>
-          </w:rPr>
-          <w:t>18:28</w:t>
-        </w:r>
-      </w:hyperlink>
+      <w:r>
+        <w:rPr>
+          <w:lang w:val="zh_TW" w:bidi="zh_TW"/>
+        </w:rPr>
+        <w:t>18:28</w:t>
+      </w:r>
       <w:r>
         <w:rPr>
           <w:lang w:val="zh_TW" w:bidi="zh_TW"/>
@@ -862,18 +730,12 @@
         </w:rPr>
         <w:t>學者對於約翰和其它福音書之間的這個差異，提供了各種解釋，例如，不同的猶太人群體在不同的時間慶祝逾越節，樓房上（upper room）的晚餐並不是嚴格的逾越節，而是在逾越節當季的聚餐而已，也或者耶穌出於祂自己的特殊原因，故意選擇在正常時間之前慶祝逾越節。</w:t>
       </w:r>
-      <w:hyperlink r:id="rId33">
-        <w:r>
-          <w:rPr>
-            <w:lang w:val="zh_TW" w:bidi="zh_TW"/>
-          </w:rPr>
-          <w:rPr>
-            <w:color w:val="0000EE"/>
-            <w:u w:val="single"/>
-          </w:rPr>
-          <w:t>路加福音二十二章15節</w:t>
-        </w:r>
-      </w:hyperlink>
+      <w:r>
+        <w:rPr>
+          <w:lang w:val="zh_TW" w:bidi="zh_TW"/>
+        </w:rPr>
+        <w:t>路加福音二十二章15節</w:t>
+      </w:r>
       <w:r>
         <w:rPr>
           <w:lang w:val="zh_TW" w:bidi="zh_TW"/>
@@ -918,18 +780,12 @@
         </w:rPr>
         <w:t>」(</w:t>
       </w:r>
-      <w:hyperlink r:id="rId34">
-        <w:r>
-          <w:rPr>
-            <w:lang w:val="zh_TW" w:bidi="zh_TW"/>
-          </w:rPr>
-          <w:rPr>
-            <w:color w:val="0000EE"/>
-            <w:u w:val="single"/>
-          </w:rPr>
-          <w:t>林前5:7</w:t>
-        </w:r>
-      </w:hyperlink>
+      <w:r>
+        <w:rPr>
+          <w:lang w:val="zh_TW" w:bidi="zh_TW"/>
+        </w:rPr>
+        <w:t>林前5:7</w:t>
+      </w:r>
       <w:r>
         <w:rPr>
           <w:lang w:val="zh_TW" w:bidi="zh_TW"/>
@@ -998,126 +854,84 @@
         </w:rPr>
         <w:t>耶穌拿起餅的行動在馬太（</w:t>
       </w:r>
-      <w:hyperlink r:id="rId35">
-        <w:r>
-          <w:rPr>
-            <w:lang w:val="zh_TW" w:bidi="zh_TW"/>
-          </w:rPr>
-          <w:rPr>
-            <w:color w:val="0000EE"/>
-            <w:u w:val="single"/>
-          </w:rPr>
-          <w:t>太26:26</w:t>
-        </w:r>
-      </w:hyperlink>
+      <w:r>
+        <w:rPr>
+          <w:lang w:val="zh_TW" w:bidi="zh_TW"/>
+        </w:rPr>
+        <w:t>太26:26</w:t>
+      </w:r>
       <w:r>
         <w:rPr>
           <w:lang w:val="zh_TW" w:bidi="zh_TW"/>
         </w:rPr>
         <w:t>）、馬可（</w:t>
       </w:r>
-      <w:hyperlink r:id="rId36">
-        <w:r>
-          <w:rPr>
-            <w:lang w:val="zh_TW" w:bidi="zh_TW"/>
-          </w:rPr>
-          <w:rPr>
-            <w:color w:val="0000EE"/>
-            <w:u w:val="single"/>
-          </w:rPr>
-          <w:t>可14:22</w:t>
-        </w:r>
-      </w:hyperlink>
+      <w:r>
+        <w:rPr>
+          <w:lang w:val="zh_TW" w:bidi="zh_TW"/>
+        </w:rPr>
+        <w:t>可14:22</w:t>
+      </w:r>
       <w:r>
         <w:rPr>
           <w:lang w:val="zh_TW" w:bidi="zh_TW"/>
         </w:rPr>
         <w:t>）、路加（</w:t>
       </w:r>
-      <w:hyperlink r:id="rId37">
-        <w:r>
-          <w:rPr>
-            <w:lang w:val="zh_TW" w:bidi="zh_TW"/>
-          </w:rPr>
-          <w:rPr>
-            <w:color w:val="0000EE"/>
-            <w:u w:val="single"/>
-          </w:rPr>
-          <w:t>路22:19</w:t>
-        </w:r>
-      </w:hyperlink>
+      <w:r>
+        <w:rPr>
+          <w:lang w:val="zh_TW" w:bidi="zh_TW"/>
+        </w:rPr>
+        <w:t>路22:19</w:t>
+      </w:r>
       <w:r>
         <w:rPr>
           <w:lang w:val="zh_TW" w:bidi="zh_TW"/>
         </w:rPr>
         <w:t>）和哥林多前書（</w:t>
       </w:r>
-      <w:hyperlink r:id="rId38">
-        <w:r>
-          <w:rPr>
-            <w:lang w:val="zh_TW" w:bidi="zh_TW"/>
-          </w:rPr>
-          <w:rPr>
-            <w:color w:val="0000EE"/>
-            <w:u w:val="single"/>
-          </w:rPr>
-          <w:t>林前11:23–24</w:t>
-        </w:r>
-      </w:hyperlink>
+      <w:r>
+        <w:rPr>
+          <w:lang w:val="zh_TW" w:bidi="zh_TW"/>
+        </w:rPr>
+        <w:t>林前11:23–24</w:t>
+      </w:r>
       <w:r>
         <w:rPr>
           <w:lang w:val="zh_TW" w:bidi="zh_TW"/>
         </w:rPr>
         <w:t>）中有類似的描述。耶穌拿起餅，向神感謝（「祝福」在聖經語境中有相同的意思），然後掰開。值得注意的是，在五千人和四千人吃飽的記錄中也描述了三個相同的動作（</w:t>
       </w:r>
-      <w:hyperlink r:id="rId39">
-        <w:r>
-          <w:rPr>
-            <w:lang w:val="zh_TW" w:bidi="zh_TW"/>
-          </w:rPr>
-          <w:rPr>
-            <w:color w:val="0000EE"/>
-            <w:u w:val="single"/>
-          </w:rPr>
-          <w:t>可6:41</w:t>
-        </w:r>
-      </w:hyperlink>
+      <w:r>
+        <w:rPr>
+          <w:lang w:val="zh_TW" w:bidi="zh_TW"/>
+        </w:rPr>
+        <w:t>可6:41</w:t>
+      </w:r>
       <w:r>
         <w:rPr>
           <w:lang w:val="zh_TW" w:bidi="zh_TW"/>
         </w:rPr>
         <w:t>，</w:t>
       </w:r>
-      <w:hyperlink r:id="rId40">
-        <w:r>
-          <w:rPr>
-            <w:lang w:val="zh_TW" w:bidi="zh_TW"/>
-          </w:rPr>
-          <w:rPr>
-            <w:color w:val="0000EE"/>
-            <w:u w:val="single"/>
-          </w:rPr>
-          <w:t>8:6</w:t>
-        </w:r>
-      </w:hyperlink>
+      <w:r>
+        <w:rPr>
+          <w:lang w:val="zh_TW" w:bidi="zh_TW"/>
+        </w:rPr>
+        <w:t>8:6</w:t>
+      </w:r>
       <w:r>
         <w:rPr>
           <w:lang w:val="zh_TW" w:bidi="zh_TW"/>
         </w:rPr>
         <w:t>）。根據四個關於最後晚餐的記載，祂所說的是「這是我的身體。」天主教、東正教和各種新教傳統中的基督徒，對這些話的實際含義有不同的理解。明確的是，在拿起餅的過程中，耶穌實現了獻上自己，讓祂的身體在十字架上被擘開，然後祂的生命被獻上，使我們在祂裡面並透過祂，可以得生命。</w:t>
       </w:r>
-      <w:hyperlink r:id="rId41">
-        <w:r>
-          <w:rPr>
-            <w:lang w:val="zh_TW" w:bidi="zh_TW"/>
-          </w:rPr>
-          <w:rPr>
-            <w:color w:val="0000EE"/>
-            <w:u w:val="single"/>
-          </w:rPr>
-          <w:t>哥林多前書十一章24節</w:t>
-        </w:r>
-      </w:hyperlink>
+      <w:r>
+        <w:rPr>
+          <w:lang w:val="zh_TW" w:bidi="zh_TW"/>
+        </w:rPr>
+        <w:t>哥林多前書十一章24節</w:t>
+      </w:r>
       <w:r>
         <w:rPr>
           <w:lang w:val="zh_TW" w:bidi="zh_TW"/>
@@ -1161,36 +975,24 @@
         </w:rPr>
         <w:t>這個具體指示僅在</w:t>
       </w:r>
-      <w:hyperlink r:id="rId37">
-        <w:r>
-          <w:rPr>
-            <w:lang w:val="zh_TW" w:bidi="zh_TW"/>
-          </w:rPr>
-          <w:rPr>
-            <w:color w:val="0000EE"/>
-            <w:u w:val="single"/>
-          </w:rPr>
-          <w:t>路加福音二十二章19節</w:t>
-        </w:r>
-      </w:hyperlink>
+      <w:r>
+        <w:rPr>
+          <w:lang w:val="zh_TW" w:bidi="zh_TW"/>
+        </w:rPr>
+        <w:t>路加福音二十二章19節</w:t>
+      </w:r>
       <w:r>
         <w:rPr>
           <w:lang w:val="zh_TW" w:bidi="zh_TW"/>
         </w:rPr>
         <w:t>和</w:t>
       </w:r>
-      <w:hyperlink r:id="rId41">
-        <w:r>
-          <w:rPr>
-            <w:lang w:val="zh_TW" w:bidi="zh_TW"/>
-          </w:rPr>
-          <w:rPr>
-            <w:color w:val="0000EE"/>
-            <w:u w:val="single"/>
-          </w:rPr>
-          <w:t>哥林多前書十一章24節</w:t>
-        </w:r>
-      </w:hyperlink>
+      <w:r>
+        <w:rPr>
+          <w:lang w:val="zh_TW" w:bidi="zh_TW"/>
+        </w:rPr>
+        <w:t>哥林多前書十一章24節</w:t>
+      </w:r>
       <w:r>
         <w:rPr>
           <w:lang w:val="zh_TW" w:bidi="zh_TW"/>
@@ -1211,126 +1013,84 @@
         </w:rPr>
         <w:t>也可以說，這些話在不同的基督教傳統中有不同的解釋。許多新教基督徒將其理解位：在聖餐中，我們應該懷著極大的感恩之心，回想基督愛我們，並為我們捨己受死。在羅馬天主教教會中，「紀念」一詞被理解為在神面前的紀念，代表基督在父前獻上自己為祭。「如此行」被解釋為「獻上這個」，甚至在第二世紀的基督教作家中，聖餐被稱為「獻祭」。新教基督徒通常感受到這種說法的危險；它可能會削弱甚至否認聖經對基督一次獻祭而永遠地獻上，並完全充分的為世人贖罪的理解（參</w:t>
       </w:r>
-      <w:hyperlink r:id="rId42">
-        <w:r>
-          <w:rPr>
-            <w:lang w:val="zh_TW" w:bidi="zh_TW"/>
-          </w:rPr>
-          <w:rPr>
-            <w:color w:val="0000EE"/>
-            <w:u w:val="single"/>
-          </w:rPr>
-          <w:t>來7:27</w:t>
-        </w:r>
-      </w:hyperlink>
+      <w:r>
+        <w:rPr>
+          <w:lang w:val="zh_TW" w:bidi="zh_TW"/>
+        </w:rPr>
+        <w:t>來7:27</w:t>
+      </w:r>
       <w:r>
         <w:rPr>
           <w:lang w:val="zh_TW" w:bidi="zh_TW"/>
         </w:rPr>
         <w:t>，</w:t>
       </w:r>
-      <w:hyperlink r:id="rId43">
-        <w:r>
-          <w:rPr>
-            <w:lang w:val="zh_TW" w:bidi="zh_TW"/>
-          </w:rPr>
-          <w:rPr>
-            <w:color w:val="0000EE"/>
-            <w:u w:val="single"/>
-          </w:rPr>
-          <w:t>9:12</w:t>
-        </w:r>
-      </w:hyperlink>
+      <w:r>
+        <w:rPr>
+          <w:lang w:val="zh_TW" w:bidi="zh_TW"/>
+        </w:rPr>
+        <w:t>9:12</w:t>
+      </w:r>
       <w:r>
         <w:rPr>
           <w:lang w:val="zh_TW" w:bidi="zh_TW"/>
         </w:rPr>
         <w:t>）。然而，今天許多羅馬天主教的聲明中，強調基督在十字架上獻祭的完全性和完整性；而許多新教學者，雖然不希望引入對主餐（聖餐）獻祭性的理解，但強調「紀念」不僅僅是回想過去的行動那麼簡單。在聖經的神學中，「紀念」通常涉及在當下實現和應用過去所做的或已被證明為真的事（見：</w:t>
       </w:r>
-      <w:hyperlink r:id="rId44">
-        <w:r>
-          <w:rPr>
-            <w:lang w:val="zh_TW" w:bidi="zh_TW"/>
-          </w:rPr>
-          <w:rPr>
-            <w:color w:val="0000EE"/>
-            <w:u w:val="single"/>
-          </w:rPr>
-          <w:t>詩98:3</w:t>
-        </w:r>
-      </w:hyperlink>
+      <w:r>
+        <w:rPr>
+          <w:lang w:val="zh_TW" w:bidi="zh_TW"/>
+        </w:rPr>
+        <w:t>詩98:3</w:t>
+      </w:r>
       <w:r>
         <w:rPr>
           <w:lang w:val="zh_TW" w:bidi="zh_TW"/>
         </w:rPr>
         <w:t>，</w:t>
       </w:r>
-      <w:hyperlink r:id="rId45">
-        <w:r>
-          <w:rPr>
-            <w:lang w:val="zh_TW" w:bidi="zh_TW"/>
-          </w:rPr>
-          <w:rPr>
-            <w:color w:val="0000EE"/>
-            <w:u w:val="single"/>
-          </w:rPr>
-          <w:t>106:45</w:t>
-        </w:r>
-      </w:hyperlink>
+      <w:r>
+        <w:rPr>
+          <w:lang w:val="zh_TW" w:bidi="zh_TW"/>
+        </w:rPr>
+        <w:t>106:45</w:t>
+      </w:r>
       <w:r>
         <w:rPr>
           <w:lang w:val="zh_TW" w:bidi="zh_TW"/>
         </w:rPr>
         <w:t>，</w:t>
       </w:r>
-      <w:hyperlink r:id="rId46">
-        <w:r>
-          <w:rPr>
-            <w:lang w:val="zh_TW" w:bidi="zh_TW"/>
-          </w:rPr>
-          <w:rPr>
-            <w:color w:val="0000EE"/>
-            <w:u w:val="single"/>
-          </w:rPr>
-          <w:t>112:6</w:t>
-        </w:r>
-      </w:hyperlink>
+      <w:r>
+        <w:rPr>
+          <w:lang w:val="zh_TW" w:bidi="zh_TW"/>
+        </w:rPr>
+        <w:t>112:6</w:t>
+      </w:r>
       <w:r>
         <w:rPr>
           <w:lang w:val="zh_TW" w:bidi="zh_TW"/>
         </w:rPr>
         <w:t>；</w:t>
       </w:r>
-      <w:hyperlink r:id="rId47">
-        <w:r>
-          <w:rPr>
-            <w:lang w:val="zh_TW" w:bidi="zh_TW"/>
-          </w:rPr>
-          <w:rPr>
-            <w:color w:val="0000EE"/>
-            <w:u w:val="single"/>
-          </w:rPr>
-          <w:t>傳 12:1</w:t>
-        </w:r>
-      </w:hyperlink>
+      <w:r>
+        <w:rPr>
+          <w:lang w:val="zh_TW" w:bidi="zh_TW"/>
+        </w:rPr>
+        <w:t>傳 12:1</w:t>
+      </w:r>
       <w:r>
         <w:rPr>
           <w:lang w:val="zh_TW" w:bidi="zh_TW"/>
         </w:rPr>
         <w:t xml:space="preserve">; </w:t>
       </w:r>
-      <w:hyperlink r:id="rId48">
-        <w:r>
-          <w:rPr>
-            <w:lang w:val="zh_TW" w:bidi="zh_TW"/>
-          </w:rPr>
-          <w:rPr>
-            <w:color w:val="0000EE"/>
-            <w:u w:val="single"/>
-          </w:rPr>
-          <w:t>賽 57:11</w:t>
-        </w:r>
-      </w:hyperlink>
+      <w:r>
+        <w:rPr>
+          <w:lang w:val="zh_TW" w:bidi="zh_TW"/>
+        </w:rPr>
+        <w:t>賽 57:11</w:t>
+      </w:r>
       <w:r>
         <w:rPr>
           <w:lang w:val="zh_TW" w:bidi="zh_TW"/>
@@ -1374,126 +1134,84 @@
         </w:rPr>
         <w:t>耶穌拿起酒杯，祝謝後，遞給祂的門徒讓他們都喝。基本上，四個關於設立聖餐的記載是一致的。馬太（</w:t>
       </w:r>
-      <w:hyperlink r:id="rId49">
-        <w:r>
-          <w:rPr>
-            <w:lang w:val="zh_TW" w:bidi="zh_TW"/>
-          </w:rPr>
-          <w:rPr>
-            <w:color w:val="0000EE"/>
-            <w:u w:val="single"/>
-          </w:rPr>
-          <w:t>太26:28</w:t>
-        </w:r>
-      </w:hyperlink>
+      <w:r>
+        <w:rPr>
+          <w:lang w:val="zh_TW" w:bidi="zh_TW"/>
+        </w:rPr>
+        <w:t>太26:28</w:t>
+      </w:r>
       <w:r>
         <w:rPr>
           <w:lang w:val="zh_TW" w:bidi="zh_TW"/>
         </w:rPr>
         <w:t>）和馬可（</w:t>
       </w:r>
-      <w:hyperlink r:id="rId50">
-        <w:r>
-          <w:rPr>
-            <w:lang w:val="zh_TW" w:bidi="zh_TW"/>
-          </w:rPr>
-          <w:rPr>
-            <w:color w:val="0000EE"/>
-            <w:u w:val="single"/>
-          </w:rPr>
-          <w:t>可14:24</w:t>
-        </w:r>
-      </w:hyperlink>
+      <w:r>
+        <w:rPr>
+          <w:lang w:val="zh_TW" w:bidi="zh_TW"/>
+        </w:rPr>
+        <w:t>可14:24</w:t>
+      </w:r>
       <w:r>
         <w:rPr>
           <w:lang w:val="zh_TW" w:bidi="zh_TW"/>
         </w:rPr>
         <w:t>）記載耶穌的話是「這是我立約的血」。</w:t>
       </w:r>
-      <w:hyperlink r:id="rId51">
-        <w:r>
-          <w:rPr>
-            <w:lang w:val="zh_TW" w:bidi="zh_TW"/>
-          </w:rPr>
-          <w:rPr>
-            <w:color w:val="0000EE"/>
-            <w:u w:val="single"/>
-          </w:rPr>
-          <w:t>路加福音二十二章20節</w:t>
-        </w:r>
-      </w:hyperlink>
+      <w:r>
+        <w:rPr>
+          <w:lang w:val="zh_TW" w:bidi="zh_TW"/>
+        </w:rPr>
+        <w:t>路加福音二十二章20節</w:t>
+      </w:r>
       <w:r>
         <w:rPr>
           <w:lang w:val="zh_TW" w:bidi="zh_TW"/>
         </w:rPr>
         <w:t>則記載「這杯是用我血所立的新約」，</w:t>
       </w:r>
-      <w:hyperlink r:id="rId52">
-        <w:r>
-          <w:rPr>
-            <w:lang w:val="zh_TW" w:bidi="zh_TW"/>
-          </w:rPr>
-          <w:rPr>
-            <w:color w:val="0000EE"/>
-            <w:u w:val="single"/>
-          </w:rPr>
-          <w:t>哥林多前書十一章25節</w:t>
-        </w:r>
-      </w:hyperlink>
+      <w:r>
+        <w:rPr>
+          <w:lang w:val="zh_TW" w:bidi="zh_TW"/>
+        </w:rPr>
+        <w:t>哥林多前書十一章25節</w:t>
+      </w:r>
       <w:r>
         <w:rPr>
           <w:lang w:val="zh_TW" w:bidi="zh_TW"/>
         </w:rPr>
         <w:t>與此相似。這回溯到以獻祭來立約的儀式，如同出埃及後神與以色列所定的盟約（</w:t>
       </w:r>
-      <w:hyperlink r:id="rId53">
-        <w:r>
-          <w:rPr>
-            <w:lang w:val="zh_TW" w:bidi="zh_TW"/>
-          </w:rPr>
-          <w:rPr>
-            <w:color w:val="0000EE"/>
-            <w:u w:val="single"/>
-          </w:rPr>
-          <w:t>出24:1–8</w:t>
-        </w:r>
-      </w:hyperlink>
+      <w:r>
+        <w:rPr>
+          <w:lang w:val="zh_TW" w:bidi="zh_TW"/>
+        </w:rPr>
+        <w:t>出24:1–8</w:t>
+      </w:r>
       <w:r>
         <w:rPr>
           <w:lang w:val="zh_TW" w:bidi="zh_TW"/>
         </w:rPr>
         <w:t>），這也暗示了新盟約預言性的盼望（</w:t>
       </w:r>
-      <w:hyperlink r:id="rId54">
-        <w:r>
-          <w:rPr>
-            <w:lang w:val="zh_TW" w:bidi="zh_TW"/>
-          </w:rPr>
-          <w:rPr>
-            <w:color w:val="0000EE"/>
-            <w:u w:val="single"/>
-          </w:rPr>
-          <w:t>耶31:31–34</w:t>
-        </w:r>
-      </w:hyperlink>
+      <w:r>
+        <w:rPr>
+          <w:lang w:val="zh_TW" w:bidi="zh_TW"/>
+        </w:rPr>
+        <w:t>耶31:31–34</w:t>
+      </w:r>
       <w:r>
         <w:rPr>
           <w:lang w:val="zh_TW" w:bidi="zh_TW"/>
         </w:rPr>
         <w:t>），正如</w:t>
       </w:r>
-      <w:hyperlink r:id="rId55">
-        <w:r>
-          <w:rPr>
-            <w:lang w:val="zh_TW" w:bidi="zh_TW"/>
-          </w:rPr>
-          <w:rPr>
-            <w:color w:val="0000EE"/>
-            <w:u w:val="single"/>
-          </w:rPr>
-          <w:t>希伯來書第八至九章</w:t>
-        </w:r>
-      </w:hyperlink>
+      <w:r>
+        <w:rPr>
+          <w:lang w:val="zh_TW" w:bidi="zh_TW"/>
+        </w:rPr>
+        <w:t>希伯來書第八至九章</w:t>
+      </w:r>
       <w:r>
         <w:rPr>
           <w:lang w:val="zh_TW" w:bidi="zh_TW"/>
@@ -1525,18 +1243,12 @@
         </w:rPr>
         <w:t>耶穌的死作為獻祭的意義與對逾越節和盟約的理解有關。這也與</w:t>
       </w:r>
-      <w:hyperlink r:id="rId56">
-        <w:r>
-          <w:rPr>
-            <w:lang w:val="zh_TW" w:bidi="zh_TW"/>
-          </w:rPr>
-          <w:rPr>
-            <w:color w:val="0000EE"/>
-            <w:u w:val="single"/>
-          </w:rPr>
-          <w:t>以賽亞書五十三章</w:t>
-        </w:r>
-      </w:hyperlink>
+      <w:r>
+        <w:rPr>
+          <w:lang w:val="zh_TW" w:bidi="zh_TW"/>
+        </w:rPr>
+        <w:t>以賽亞書五十三章</w:t>
+      </w:r>
       <w:r>
         <w:rPr>
           <w:lang w:val="zh_TW" w:bidi="zh_TW"/>
@@ -1555,36 +1267,24 @@
         </w:rPr>
         <w:t>」相關（</w:t>
       </w:r>
-      <w:hyperlink r:id="rId57">
-        <w:r>
-          <w:rPr>
-            <w:lang w:val="zh_TW" w:bidi="zh_TW"/>
-          </w:rPr>
-          <w:rPr>
-            <w:color w:val="0000EE"/>
-            <w:u w:val="single"/>
-          </w:rPr>
-          <w:t>賽53:10</w:t>
-        </w:r>
-      </w:hyperlink>
+      <w:r>
+        <w:rPr>
+          <w:lang w:val="zh_TW" w:bidi="zh_TW"/>
+        </w:rPr>
+        <w:t>賽53:10</w:t>
+      </w:r>
       <w:r>
         <w:rPr>
           <w:lang w:val="zh_TW" w:bidi="zh_TW"/>
         </w:rPr>
         <w:t>）。</w:t>
       </w:r>
-      <w:hyperlink r:id="rId58">
-        <w:r>
-          <w:rPr>
-            <w:lang w:val="zh_TW" w:bidi="zh_TW"/>
-          </w:rPr>
-          <w:rPr>
-            <w:color w:val="0000EE"/>
-            <w:u w:val="single"/>
-          </w:rPr>
-          <w:t>路加福音二十二章37節</w:t>
-        </w:r>
-      </w:hyperlink>
+      <w:r>
+        <w:rPr>
+          <w:lang w:val="zh_TW" w:bidi="zh_TW"/>
+        </w:rPr>
+        <w:t>路加福音二十二章37節</w:t>
+      </w:r>
       <w:r>
         <w:rPr>
           <w:lang w:val="zh_TW" w:bidi="zh_TW"/>
@@ -1603,30 +1303,18 @@
         </w:rPr>
         <w:t>』」那節經文，就是</w:t>
       </w:r>
-      <w:hyperlink r:id="rId56">
-        <w:r>
-          <w:rPr>
-            <w:lang w:val="zh_TW" w:bidi="zh_TW"/>
-          </w:rPr>
-          <w:rPr>
-            <w:color w:val="0000EE"/>
-            <w:u w:val="single"/>
-          </w:rPr>
-          <w:t>以賽亞書</w:t>
-        </w:r>
-      </w:hyperlink>
-      <w:hyperlink r:id="rId59">
-        <w:r>
-          <w:rPr>
-            <w:lang w:val="zh_TW" w:bidi="zh_TW"/>
-          </w:rPr>
-          <w:rPr>
-            <w:color w:val="0000EE"/>
-            <w:u w:val="single"/>
-          </w:rPr>
-          <w:t>五十三章12節</w:t>
-        </w:r>
-      </w:hyperlink>
+      <w:r>
+        <w:rPr>
+          <w:lang w:val="zh_TW" w:bidi="zh_TW"/>
+        </w:rPr>
+        <w:t>以賽亞書</w:t>
+      </w:r>
+      <w:r>
+        <w:rPr>
+          <w:lang w:val="zh_TW" w:bidi="zh_TW"/>
+        </w:rPr>
+        <w:t>五十三章12節</w:t>
+      </w:r>
       <w:r>
         <w:rPr>
           <w:lang w:val="zh_TW" w:bidi="zh_TW"/>
@@ -1657,36 +1345,24 @@
         </w:rPr>
         <w:t>」。</w:t>
       </w:r>
-      <w:hyperlink r:id="rId50">
-        <w:r>
-          <w:rPr>
-            <w:lang w:val="zh_TW" w:bidi="zh_TW"/>
-          </w:rPr>
-          <w:rPr>
-            <w:color w:val="0000EE"/>
-            <w:u w:val="single"/>
-          </w:rPr>
-          <w:t>馬可福音十四章24節</w:t>
-        </w:r>
-      </w:hyperlink>
+      <w:r>
+        <w:rPr>
+          <w:lang w:val="zh_TW" w:bidi="zh_TW"/>
+        </w:rPr>
+        <w:t>馬可福音十四章24節</w:t>
+      </w:r>
       <w:r>
         <w:rPr>
           <w:lang w:val="zh_TW" w:bidi="zh_TW"/>
         </w:rPr>
         <w:t>似乎也暗示這些經文，當耶穌談到祂的血「為多人流出來」時，</w:t>
       </w:r>
-      <w:hyperlink r:id="rId49">
-        <w:r>
-          <w:rPr>
-            <w:lang w:val="zh_TW" w:bidi="zh_TW"/>
-          </w:rPr>
-          <w:rPr>
-            <w:color w:val="0000EE"/>
-            <w:u w:val="single"/>
-          </w:rPr>
-          <w:t>馬太福音二十六章28節</w:t>
-        </w:r>
-      </w:hyperlink>
+      <w:r>
+        <w:rPr>
+          <w:lang w:val="zh_TW" w:bidi="zh_TW"/>
+        </w:rPr>
+        <w:t>馬太福音二十六章28節</w:t>
+      </w:r>
       <w:r>
         <w:rPr>
           <w:lang w:val="zh_TW" w:bidi="zh_TW"/>
@@ -1730,18 +1406,12 @@
         </w:rPr>
         <w:t>所有四個關於最後晚餐的記載都以不同的方式，將對未來的期盼與聖餐的設立聯繫起來。在</w:t>
       </w:r>
-      <w:hyperlink r:id="rId60">
-        <w:r>
-          <w:rPr>
-            <w:lang w:val="zh_TW" w:bidi="zh_TW"/>
-          </w:rPr>
-          <w:rPr>
-            <w:color w:val="0000EE"/>
-            <w:u w:val="single"/>
-          </w:rPr>
-          <w:t>馬可福音十四章25節</w:t>
-        </w:r>
-      </w:hyperlink>
+      <w:r>
+        <w:rPr>
+          <w:lang w:val="zh_TW" w:bidi="zh_TW"/>
+        </w:rPr>
+        <w:t>馬可福音十四章25節</w:t>
+      </w:r>
       <w:r>
         <w:rPr>
           <w:lang w:val="zh_TW" w:bidi="zh_TW"/>
@@ -1760,18 +1430,12 @@
         </w:rPr>
         <w:t>」在</w:t>
       </w:r>
-      <w:hyperlink r:id="rId61">
-        <w:r>
-          <w:rPr>
-            <w:lang w:val="zh_TW" w:bidi="zh_TW"/>
-          </w:rPr>
-          <w:rPr>
-            <w:color w:val="0000EE"/>
-            <w:u w:val="single"/>
-          </w:rPr>
-          <w:t>馬太福音二十六章29節</w:t>
-        </w:r>
-      </w:hyperlink>
+      <w:r>
+        <w:rPr>
+          <w:lang w:val="zh_TW" w:bidi="zh_TW"/>
+        </w:rPr>
+        <w:t>馬太福音二十六章29節</w:t>
+      </w:r>
       <w:r>
         <w:rPr>
           <w:lang w:val="zh_TW" w:bidi="zh_TW"/>
@@ -1790,54 +1454,36 @@
         </w:rPr>
         <w:t>」。在</w:t>
       </w:r>
-      <w:hyperlink r:id="rId62">
-        <w:r>
-          <w:rPr>
-            <w:lang w:val="zh_TW" w:bidi="zh_TW"/>
-          </w:rPr>
-          <w:rPr>
-            <w:color w:val="0000EE"/>
-            <w:u w:val="single"/>
-          </w:rPr>
-          <w:t>路加福音二十二章18節</w:t>
-        </w:r>
-      </w:hyperlink>
+      <w:r>
+        <w:rPr>
+          <w:lang w:val="zh_TW" w:bidi="zh_TW"/>
+        </w:rPr>
+        <w:t>路加福音二十二章18節</w:t>
+      </w:r>
       <w:r>
         <w:rPr>
           <w:lang w:val="zh_TW" w:bidi="zh_TW"/>
         </w:rPr>
         <w:t>中有類似的話，並且在兩節之前提到在神的國裡完成逾越節。這些話都可以理解為舊約和後來的猶太天啟文學中，所提出的另一個希望最終的實現：彌賽亞的宴席、</w:t>
       </w:r>
-      <w:hyperlink r:id="rId63">
-        <w:r>
-          <w:rPr>
-            <w:lang w:val="zh_TW" w:bidi="zh_TW"/>
-          </w:rPr>
-          <w:rPr>
-            <w:color w:val="0000EE"/>
-            <w:u w:val="single"/>
-          </w:rPr>
-          <w:t>以賽亞書二十五章6節</w:t>
-        </w:r>
-      </w:hyperlink>
+      <w:r>
+        <w:rPr>
+          <w:lang w:val="zh_TW" w:bidi="zh_TW"/>
+        </w:rPr>
+        <w:t>以賽亞書二十五章6節</w:t>
+      </w:r>
       <w:r>
         <w:rPr>
           <w:lang w:val="zh_TW" w:bidi="zh_TW"/>
         </w:rPr>
         <w:t>中提到的耶和華山上的盛宴。在</w:t>
       </w:r>
-      <w:hyperlink r:id="rId64">
-        <w:r>
-          <w:rPr>
-            <w:lang w:val="zh_TW" w:bidi="zh_TW"/>
-          </w:rPr>
-          <w:rPr>
-            <w:color w:val="0000EE"/>
-            <w:u w:val="single"/>
-          </w:rPr>
-          <w:t>哥林多前書十一章26節</w:t>
-        </w:r>
-      </w:hyperlink>
+      <w:r>
+        <w:rPr>
+          <w:lang w:val="zh_TW" w:bidi="zh_TW"/>
+        </w:rPr>
+        <w:t>哥林多前書十一章26節</w:t>
+      </w:r>
       <w:r>
         <w:rPr>
           <w:lang w:val="zh_TW" w:bidi="zh_TW"/>
@@ -1875,18 +1521,12 @@
         </w:rPr>
         <w:t>在</w:t>
       </w:r>
-      <w:hyperlink r:id="rId65">
-        <w:r>
-          <w:rPr>
-            <w:lang w:val="zh_TW" w:bidi="zh_TW"/>
-          </w:rPr>
-          <w:rPr>
-            <w:color w:val="0000EE"/>
-            <w:u w:val="single"/>
-          </w:rPr>
-          <w:t>使徒行傳二章42節</w:t>
-        </w:r>
-      </w:hyperlink>
+      <w:r>
+        <w:rPr>
+          <w:lang w:val="zh_TW" w:bidi="zh_TW"/>
+        </w:rPr>
+        <w:t>使徒行傳二章42節</w:t>
+      </w:r>
       <w:r>
         <w:rPr>
           <w:lang w:val="zh_TW" w:bidi="zh_TW"/>
@@ -1905,54 +1545,36 @@
         </w:rPr>
         <w:t>」（</w:t>
       </w:r>
-      <w:hyperlink r:id="rId66">
-        <w:r>
-          <w:rPr>
-            <w:lang w:val="zh_TW" w:bidi="zh_TW"/>
-          </w:rPr>
-          <w:rPr>
-            <w:color w:val="0000EE"/>
-            <w:u w:val="single"/>
-          </w:rPr>
-          <w:t>徒2:46</w:t>
-        </w:r>
-      </w:hyperlink>
+      <w:r>
+        <w:rPr>
+          <w:lang w:val="zh_TW" w:bidi="zh_TW"/>
+        </w:rPr>
+        <w:t>徒2:46</w:t>
+      </w:r>
       <w:r>
         <w:rPr>
           <w:lang w:val="zh_TW" w:bidi="zh_TW"/>
         </w:rPr>
         <w:t>）。這些話和實踐的原則引發了兩個問題。它們是否僅僅意味著基督徒在一起分享聚餐？</w:t>
       </w:r>
-      <w:hyperlink r:id="rId66">
-        <w:r>
-          <w:rPr>
-            <w:lang w:val="zh_TW" w:bidi="zh_TW"/>
-          </w:rPr>
-          <w:rPr>
-            <w:color w:val="0000EE"/>
-            <w:u w:val="single"/>
-          </w:rPr>
-          <w:t>使徒行傳二章46節</w:t>
-        </w:r>
-      </w:hyperlink>
+      <w:r>
+        <w:rPr>
+          <w:lang w:val="zh_TW" w:bidi="zh_TW"/>
+        </w:rPr>
+        <w:t>使徒行傳二章46節</w:t>
+      </w:r>
       <w:r>
         <w:rPr>
           <w:lang w:val="zh_TW" w:bidi="zh_TW"/>
         </w:rPr>
         <w:t>似乎將擘餅和用飯視為兩個獨立的行動。此外，</w:t>
       </w:r>
-      <w:hyperlink r:id="rId66">
-        <w:r>
-          <w:rPr>
-            <w:lang w:val="zh_TW" w:bidi="zh_TW"/>
-          </w:rPr>
-          <w:rPr>
-            <w:color w:val="0000EE"/>
-            <w:u w:val="single"/>
-          </w:rPr>
-          <w:t>使徒行傳二十章7節</w:t>
-        </w:r>
-      </w:hyperlink>
+      <w:r>
+        <w:rPr>
+          <w:lang w:val="zh_TW" w:bidi="zh_TW"/>
+        </w:rPr>
+        <w:t>使徒行傳二十章7節</w:t>
+      </w:r>
       <w:r>
         <w:rPr>
           <w:lang w:val="zh_TW" w:bidi="zh_TW"/>
@@ -1971,36 +1593,24 @@
         </w:rPr>
         <w:t>」似乎明顯地暗示這是一個基督教的禮拜，而不僅僅是一頓飯。從</w:t>
       </w:r>
-      <w:hyperlink r:id="rId67">
-        <w:r>
-          <w:rPr>
-            <w:lang w:val="zh_TW" w:bidi="zh_TW"/>
-          </w:rPr>
-          <w:rPr>
-            <w:color w:val="0000EE"/>
-            <w:u w:val="single"/>
-          </w:rPr>
-          <w:t>哥林多前書第十章</w:t>
-        </w:r>
-      </w:hyperlink>
+      <w:r>
+        <w:rPr>
+          <w:lang w:val="zh_TW" w:bidi="zh_TW"/>
+        </w:rPr>
+        <w:t>哥林多前書第十章</w:t>
+      </w:r>
       <w:r>
         <w:rPr>
           <w:lang w:val="zh_TW" w:bidi="zh_TW"/>
         </w:rPr>
         <w:t>，也許從</w:t>
       </w:r>
-      <w:hyperlink r:id="rId68">
-        <w:r>
-          <w:rPr>
-            <w:lang w:val="zh_TW" w:bidi="zh_TW"/>
-          </w:rPr>
-          <w:rPr>
-            <w:color w:val="0000EE"/>
-            <w:u w:val="single"/>
-          </w:rPr>
-          <w:t>猶大書12節</w:t>
-        </w:r>
-      </w:hyperlink>
+      <w:r>
+        <w:rPr>
+          <w:lang w:val="zh_TW" w:bidi="zh_TW"/>
+        </w:rPr>
+        <w:t>猶大書12節</w:t>
+      </w:r>
       <w:r>
         <w:rPr>
           <w:lang w:val="zh_TW" w:bidi="zh_TW"/>
@@ -2044,18 +1654,12 @@
         </w:rPr>
         <w:t>在保羅的教導中，如同福音書，主餐明顯指回顧並感恩紀念基督為世人的罪一次獻上的獻祭，且意識到主在當下與祂的子民同在，並懷著希望展望未來。與聖餐相關的其它教導在</w:t>
       </w:r>
-      <w:hyperlink r:id="rId69">
-        <w:r>
-          <w:rPr>
-            <w:lang w:val="zh_TW" w:bidi="zh_TW"/>
-          </w:rPr>
-          <w:rPr>
-            <w:color w:val="0000EE"/>
-            <w:u w:val="single"/>
-          </w:rPr>
-          <w:t>哥林多前書十至十一章</w:t>
-        </w:r>
-      </w:hyperlink>
+      <w:r>
+        <w:rPr>
+          <w:lang w:val="zh_TW" w:bidi="zh_TW"/>
+        </w:rPr>
+        <w:t>哥林多前書十至十一章</w:t>
+      </w:r>
       <w:r>
         <w:rPr>
           <w:lang w:val="zh_TW" w:bidi="zh_TW"/>
@@ -2099,18 +1703,12 @@
         </w:rPr>
         <w:t>」上（</w:t>
       </w:r>
-      <w:hyperlink r:id="rId70">
-        <w:r>
-          <w:rPr>
-            <w:lang w:val="zh_TW" w:bidi="zh_TW"/>
-          </w:rPr>
-          <w:rPr>
-            <w:color w:val="0000EE"/>
-            <w:u w:val="single"/>
-          </w:rPr>
-          <w:t>林前10:21</w:t>
-        </w:r>
-      </w:hyperlink>
+      <w:r>
+        <w:rPr>
+          <w:lang w:val="zh_TW" w:bidi="zh_TW"/>
+        </w:rPr>
+        <w:t>林前10:21</w:t>
+      </w:r>
       <w:r>
         <w:rPr>
           <w:lang w:val="zh_TW" w:bidi="zh_TW"/>
@@ -2129,36 +1727,24 @@
         </w:rPr>
         <w:t>」（</w:t>
       </w:r>
-      <w:hyperlink r:id="rId17">
-        <w:r>
-          <w:rPr>
-            <w:lang w:val="zh_TW" w:bidi="zh_TW"/>
-          </w:rPr>
-          <w:rPr>
-            <w:color w:val="0000EE"/>
-            <w:u w:val="single"/>
-          </w:rPr>
-          <w:t>16）</w:t>
-        </w:r>
-      </w:hyperlink>
+      <w:r>
+        <w:rPr>
+          <w:lang w:val="zh_TW" w:bidi="zh_TW"/>
+        </w:rPr>
+        <w:t>16）</w:t>
+      </w:r>
       <w:r>
         <w:rPr>
           <w:lang w:val="zh_TW" w:bidi="zh_TW"/>
         </w:rPr>
         <w:t>。「同領」是希臘詞koinonia的翻譯，在新約經文中常被譯為「團契」。當主餐被慶祝時，常常不僅紀念的是耶穌死前的最後晚餐，也紀念祂第一次復活與門徒同在時，在擘餅的時候讓他們認出祂來（</w:t>
       </w:r>
-      <w:hyperlink r:id="rId71">
-        <w:r>
-          <w:rPr>
-            <w:lang w:val="zh_TW" w:bidi="zh_TW"/>
-          </w:rPr>
-          <w:rPr>
-            <w:color w:val="0000EE"/>
-            <w:u w:val="single"/>
-          </w:rPr>
-          <w:t>路24:30–35</w:t>
-        </w:r>
-      </w:hyperlink>
+      <w:r>
+        <w:rPr>
+          <w:lang w:val="zh_TW" w:bidi="zh_TW"/>
+        </w:rPr>
+        <w:t>路24:30–35</w:t>
+      </w:r>
       <w:r>
         <w:rPr>
           <w:lang w:val="zh_TW" w:bidi="zh_TW"/>
@@ -2190,18 +1776,12 @@
         </w:rPr>
         <w:t>在兩個基督教聖禮中，洗禮具有一次性的性質，而聖餐則是重複的聖禮。基督的生命已經在十字架上為罪一次獻上，我們在轉向祂時找到新生命，洗禮正象徵著這一點。與此同時，這個獻上的生命也不斷地供給我們的需要，滋養我們靈裡的生命，聖餐講述了這種每天在基督裡不斷的餵養。</w:t>
       </w:r>
-      <w:hyperlink r:id="rId72">
-        <w:r>
-          <w:rPr>
-            <w:lang w:val="zh_TW" w:bidi="zh_TW"/>
-          </w:rPr>
-          <w:rPr>
-            <w:color w:val="0000EE"/>
-            <w:u w:val="single"/>
-          </w:rPr>
-          <w:t>哥林多前書十章3至4節</w:t>
-        </w:r>
-      </w:hyperlink>
+      <w:r>
+        <w:rPr>
+          <w:lang w:val="zh_TW" w:bidi="zh_TW"/>
+        </w:rPr>
+        <w:t>哥林多前書十章3至4節</w:t>
+      </w:r>
       <w:r>
         <w:rPr>
           <w:lang w:val="zh_TW" w:bidi="zh_TW"/>
@@ -2220,18 +1800,12 @@
         </w:rPr>
         <w:t>」；因此，我們在約翰福音中（</w:t>
       </w:r>
-      <w:hyperlink r:id="rId73">
-        <w:r>
-          <w:rPr>
-            <w:lang w:val="zh_TW" w:bidi="zh_TW"/>
-          </w:rPr>
-          <w:rPr>
-            <w:color w:val="0000EE"/>
-            <w:u w:val="single"/>
-          </w:rPr>
-          <w:t>約6:35、55</w:t>
-        </w:r>
-      </w:hyperlink>
+      <w:r>
+        <w:rPr>
+          <w:lang w:val="zh_TW" w:bidi="zh_TW"/>
+        </w:rPr>
+        <w:t>約6:35、55</w:t>
+      </w:r>
       <w:r>
         <w:rPr>
           <w:lang w:val="zh_TW" w:bidi="zh_TW"/>
@@ -2304,18 +1878,12 @@
         </w:rPr>
         <w:t>擁有動物或財產的人（</w:t>
       </w:r>
-      <w:hyperlink r:id="rId74">
-        <w:r>
-          <w:rPr>
-            <w:lang w:val="zh_TW" w:bidi="zh_TW"/>
-          </w:rPr>
-          <w:rPr>
-            <w:color w:val="0000EE"/>
-            <w:u w:val="single"/>
-          </w:rPr>
-          <w:t>賽1:3</w:t>
-        </w:r>
-      </w:hyperlink>
+      <w:r>
+        <w:rPr>
+          <w:lang w:val="zh_TW" w:bidi="zh_TW"/>
+        </w:rPr>
+        <w:t>賽1:3</w:t>
+      </w:r>
       <w:r>
         <w:rPr>
           <w:lang w:val="zh_TW" w:bidi="zh_TW"/>
@@ -2340,18 +1908,12 @@
         </w:rPr>
         <w:t>負責一個家庭的人（</w:t>
       </w:r>
-      <w:hyperlink r:id="rId75">
-        <w:r>
-          <w:rPr>
-            <w:lang w:val="zh_TW" w:bidi="zh_TW"/>
-          </w:rPr>
-          <w:rPr>
-            <w:color w:val="0000EE"/>
-            <w:u w:val="single"/>
-          </w:rPr>
-          <w:t>可13:35</w:t>
-        </w:r>
-      </w:hyperlink>
+      <w:r>
+        <w:rPr>
+          <w:lang w:val="zh_TW" w:bidi="zh_TW"/>
+        </w:rPr>
+        <w:t>可13:35</w:t>
+      </w:r>
       <w:r>
         <w:rPr>
           <w:lang w:val="zh_TW" w:bidi="zh_TW"/>
@@ -2376,54 +1938,36 @@
         </w:rPr>
         <w:t>擁有僕人或奴隸的人（</w:t>
       </w:r>
-      <w:hyperlink r:id="rId76">
-        <w:r>
-          <w:rPr>
-            <w:lang w:val="zh_TW" w:bidi="zh_TW"/>
-          </w:rPr>
-          <w:rPr>
-            <w:color w:val="0000EE"/>
-            <w:u w:val="single"/>
-          </w:rPr>
-          <w:t>創16:9</w:t>
-        </w:r>
-      </w:hyperlink>
+      <w:r>
+        <w:rPr>
+          <w:lang w:val="zh_TW" w:bidi="zh_TW"/>
+        </w:rPr>
+        <w:t>創16:9</w:t>
+      </w:r>
       <w:r>
         <w:rPr>
           <w:lang w:val="zh_TW" w:bidi="zh_TW"/>
         </w:rPr>
         <w:t>，</w:t>
       </w:r>
-      <w:hyperlink r:id="rId77">
-        <w:r>
-          <w:rPr>
-            <w:lang w:val="zh_TW" w:bidi="zh_TW"/>
-          </w:rPr>
-          <w:rPr>
-            <w:color w:val="0000EE"/>
-            <w:u w:val="single"/>
-          </w:rPr>
-          <w:t>39:3</w:t>
-        </w:r>
-      </w:hyperlink>
+      <w:r>
+        <w:rPr>
+          <w:lang w:val="zh_TW" w:bidi="zh_TW"/>
+        </w:rPr>
+        <w:t>39:3</w:t>
+      </w:r>
       <w:r>
         <w:rPr>
           <w:lang w:val="zh_TW" w:bidi="zh_TW"/>
         </w:rPr>
         <w:t>；</w:t>
       </w:r>
-      <w:hyperlink r:id="rId78">
-        <w:r>
-          <w:rPr>
-            <w:lang w:val="zh_TW" w:bidi="zh_TW"/>
-          </w:rPr>
-          <w:rPr>
-            <w:color w:val="0000EE"/>
-            <w:u w:val="single"/>
-          </w:rPr>
-          <w:t>弗6:5</w:t>
-        </w:r>
-      </w:hyperlink>
+      <w:r>
+        <w:rPr>
+          <w:lang w:val="zh_TW" w:bidi="zh_TW"/>
+        </w:rPr>
+        <w:t>弗6:5</w:t>
+      </w:r>
       <w:r>
         <w:rPr>
           <w:lang w:val="zh_TW" w:bidi="zh_TW"/>
@@ -2448,18 +1992,12 @@
         </w:rPr>
         <w:t>一位雇主（</w:t>
       </w:r>
-      <w:hyperlink r:id="rId79">
-        <w:r>
-          <w:rPr>
-            <w:lang w:val="zh_TW" w:bidi="zh_TW"/>
-          </w:rPr>
-          <w:rPr>
-            <w:color w:val="0000EE"/>
-            <w:u w:val="single"/>
-          </w:rPr>
-          <w:t>路16:3</w:t>
-        </w:r>
-      </w:hyperlink>
+      <w:r>
+        <w:rPr>
+          <w:lang w:val="zh_TW" w:bidi="zh_TW"/>
+        </w:rPr>
+        <w:t>路16:3</w:t>
+      </w:r>
       <w:r>
         <w:rPr>
           <w:lang w:val="zh_TW" w:bidi="zh_TW"/>
@@ -2484,36 +2022,24 @@
         </w:rPr>
         <w:t>一位老師（</w:t>
       </w:r>
-      <w:hyperlink r:id="rId80">
-        <w:r>
-          <w:rPr>
-            <w:lang w:val="zh_TW" w:bidi="zh_TW"/>
-          </w:rPr>
-          <w:rPr>
-            <w:color w:val="0000EE"/>
-            <w:u w:val="single"/>
-          </w:rPr>
-          <w:t>路9:49</w:t>
-        </w:r>
-      </w:hyperlink>
+      <w:r>
+        <w:rPr>
+          <w:lang w:val="zh_TW" w:bidi="zh_TW"/>
+        </w:rPr>
+        <w:t>路9:49</w:t>
+      </w:r>
       <w:r>
         <w:rPr>
           <w:lang w:val="zh_TW" w:bidi="zh_TW"/>
         </w:rPr>
         <w:t>；比較</w:t>
       </w:r>
-      <w:hyperlink r:id="rId81">
-        <w:r>
-          <w:rPr>
-            <w:lang w:val="zh_TW" w:bidi="zh_TW"/>
-          </w:rPr>
-          <w:rPr>
-            <w:color w:val="0000EE"/>
-            <w:u w:val="single"/>
-          </w:rPr>
-          <w:t>：可9:38</w:t>
-        </w:r>
-      </w:hyperlink>
+      <w:r>
+        <w:rPr>
+          <w:lang w:val="zh_TW" w:bidi="zh_TW"/>
+        </w:rPr>
+        <w:t>：可9:38</w:t>
+      </w:r>
       <w:r>
         <w:rPr>
           <w:lang w:val="zh_TW" w:bidi="zh_TW"/>
@@ -2538,18 +2064,12 @@
         </w:rPr>
         <w:t>天上的主（</w:t>
       </w:r>
-      <w:hyperlink r:id="rId82">
-        <w:r>
-          <w:rPr>
-            <w:lang w:val="zh_TW" w:bidi="zh_TW"/>
-          </w:rPr>
-          <w:rPr>
-            <w:color w:val="0000EE"/>
-            <w:u w:val="single"/>
-          </w:rPr>
-          <w:t>弗6:9</w:t>
-        </w:r>
-      </w:hyperlink>
+      <w:r>
+        <w:rPr>
+          <w:lang w:val="zh_TW" w:bidi="zh_TW"/>
+        </w:rPr>
+        <w:t>弗6:9</w:t>
+      </w:r>
       <w:r>
         <w:rPr>
           <w:lang w:val="zh_TW" w:bidi="zh_TW"/>
@@ -2631,72 +2151,48 @@
         </w:rPr>
         <w:t>對聚集會眾所作的神的恩惠的宣告（</w:t>
       </w:r>
-      <w:hyperlink r:id="rId83">
-        <w:r>
-          <w:rPr>
-            <w:lang w:val="zh_TW" w:bidi="zh_TW"/>
-          </w:rPr>
-          <w:rPr>
-            <w:color w:val="0000EE"/>
-            <w:u w:val="single"/>
-          </w:rPr>
-          <w:t>創27:27–29</w:t>
-        </w:r>
-      </w:hyperlink>
+      <w:r>
+        <w:rPr>
+          <w:lang w:val="zh_TW" w:bidi="zh_TW"/>
+        </w:rPr>
+        <w:t>創27:27–29</w:t>
+      </w:r>
       <w:r>
         <w:rPr>
           <w:lang w:val="zh_TW" w:bidi="zh_TW"/>
         </w:rPr>
         <w:t>；</w:t>
       </w:r>
-      <w:hyperlink r:id="rId84">
-        <w:r>
-          <w:rPr>
-            <w:lang w:val="zh_TW" w:bidi="zh_TW"/>
-          </w:rPr>
-          <w:rPr>
-            <w:color w:val="0000EE"/>
-            <w:u w:val="single"/>
-          </w:rPr>
-          <w:t>路24:50</w:t>
-        </w:r>
-      </w:hyperlink>
+      <w:r>
+        <w:rPr>
+          <w:lang w:val="zh_TW" w:bidi="zh_TW"/>
+        </w:rPr>
+        <w:t>路24:50</w:t>
+      </w:r>
       <w:r>
         <w:rPr>
           <w:lang w:val="zh_TW" w:bidi="zh_TW"/>
         </w:rPr>
         <w:t>；</w:t>
       </w:r>
-      <w:hyperlink r:id="rId85">
-        <w:r>
-          <w:rPr>
-            <w:lang w:val="zh_TW" w:bidi="zh_TW"/>
-          </w:rPr>
-          <w:rPr>
-            <w:color w:val="0000EE"/>
-            <w:u w:val="single"/>
-          </w:rPr>
-          <w:t>林後13:11</w:t>
-        </w:r>
-      </w:hyperlink>
+      <w:r>
+        <w:rPr>
+          <w:lang w:val="zh_TW" w:bidi="zh_TW"/>
+        </w:rPr>
+        <w:t>林後13:11</w:t>
+      </w:r>
       <w:r>
         <w:rPr>
           <w:lang w:val="zh_TW" w:bidi="zh_TW"/>
         </w:rPr>
         <w:t>、</w:t>
       </w:r>
-      <w:hyperlink r:id="rId85">
-        <w:r>
-          <w:rPr>
-            <w:lang w:val="zh_TW" w:bidi="zh_TW"/>
-          </w:rPr>
-          <w:rPr>
-            <w:color w:val="0000EE"/>
-            <w:u w:val="single"/>
-          </w:rPr>
-          <w:t>14</w:t>
-        </w:r>
-      </w:hyperlink>
+      <w:r>
+        <w:rPr>
+          <w:lang w:val="zh_TW" w:bidi="zh_TW"/>
+        </w:rPr>
+        <w:t>14</w:t>
+      </w:r>
       <w:r>
         <w:rPr>
           <w:lang w:val="zh_TW" w:bidi="zh_TW"/>
